--- a/project/documents/multidocmerge/RepNoticeofAllow.docx
+++ b/project/documents/multidocmerge/RepNoticeofAllow.docx
@@ -14,13 +14,11 @@
         <w:t>SLW</w:t>
       </w:r>
       <w:r>
-        <w:t xml:space="preserve"> Report Out: Issue Fee </w:t>
-      </w:r>
-      <w:proofErr w:type="gramStart"/>
-      <w:r>
-        <w:t>filed</w:t>
-      </w:r>
-      <w:proofErr w:type="gramEnd"/>
+        <w:t xml:space="preserve"> Report Out: </w:t>
+      </w:r>
+      <w:r>
+        <w:t>&lt;&lt;activityname&gt;&gt;</w:t>
+      </w:r>
     </w:p>
     <w:p>
       <w:pPr>
@@ -295,13 +293,6 @@
     <w:p>
       <w:pPr>
         <w:rPr>
-          <w:noProof/>
-        </w:rPr>
-      </w:pPr>
-    </w:p>
-    <w:p>
-      <w:pPr>
-        <w:rPr>
           <w:bCs/>
           <w:iCs/>
         </w:rPr>
@@ -312,13 +303,6 @@
         </w:rPr>
         <w:t>&lt;&lt;RETLANGUAGE&gt;&gt;</w:t>
       </w:r>
-    </w:p>
-    <w:p>
-      <w:pPr>
-        <w:rPr>
-          <w:noProof/>
-        </w:rPr>
-      </w:pPr>
     </w:p>
     <w:p>
       <w:pPr>
